--- a/manuscript/chapter-10-the-pathways.docx
+++ b/manuscript/chapter-10-the-pathways.docx
@@ -382,6 +382,16 @@
     </w:p>
     <w:p>
       <w:r>
+        <w:t>"The transfer happened this month," Elara said. "Why would it be filed in a language no one uses anymore?"</w:t>
+      </w:r>
+    </w:p>
+    <w:p>
+      <w:r>
+        <w:t>"Because whoever filed it chose to," Anandi said. "The old protocol still authenticates. It simply predates every audit tool built since. A transaction entered through it is valid and almost invisible in the same motion."</w:t>
+      </w:r>
+    </w:p>
+    <w:p>
+      <w:r>
         <w:t>"Can you get through it?" Elara asked.</w:t>
       </w:r>
     </w:p>

--- a/manuscript/chapter-10-the-pathways.docx
+++ b/manuscript/chapter-10-the-pathways.docx
@@ -8,6 +8,20 @@
       </w:pPr>
       <w:r>
         <w:t>Chapter 10: The Pathways</w:t>
+      </w:r>
+    </w:p>
+    <w:p>
+      <w:r>
+        <w:rPr>
+          <w:i/>
+          <w:color w:val="5C6B7D"/>
+        </w:rPr>
+        <w:t>“Don’t draw me a forest, Gage.” Her voice hardened, and for a moment she sounded like Pappy. “Draw me a way out.”</w:t>
+      </w:r>
+    </w:p>
+    <w:p>
+      <w:r>
+        <w:t>— Book 1, Chapter 17: Mirror Mirror in the Box</w:t>
       </w:r>
     </w:p>
     <w:p>

--- a/manuscript/chapter-10-the-pathways.docx
+++ b/manuscript/chapter-10-the-pathways.docx
@@ -366,7 +366,7 @@
     </w:p>
     <w:p>
       <w:r>
-        <w:t>That evening, Elara met Anandi and Kavik in the Drona administrative archive. The room sat behind the public research stacks, narrow and windowless, with three terminals built into a wall of pale glass. It was where Drona officers reconciled grants, access orders, and the old records that kept Trinity's institutions from openly contradicting themselves.</w:t>
+        <w:t>Later that night, Elara met Anandi and Kavik in the Drona administrative archive. The room sat behind the public research stacks, narrow and windowless, with three terminals built into a wall of pale glass. It was where Drona officers reconciled grants, access orders, and the old records that kept Trinity's institutions from openly contradicting themselves.</w:t>
       </w:r>
     </w:p>
     <w:p>
